--- a/交付成果/第三轮修订版/第三轮4周版/读书会18_大念处经精读_4周资料包（第三版修订）/Word版/第2周_身念处（下）与受念处_学员版.docx
+++ b/交付成果/第三轮修订版/第三轮4周版/读书会18_大念处经精读_4周资料包（第三版修订）/Word版/第2周_身念处（下）与受念处_学员版.docx
@@ -6979,7 +6979,15 @@
         <w:rPr>
           <w:b w:val="0"/>
         </w:rPr>
-        <w:t>[00:03:04.950] 分成了受好想。好平，还有食。那受想行识很容易理解，这个受就是感受。我们前昨天前天有学习啊，受念处啊，受就是感受啊，简单来讲就是苦受乐受不苦不乐受三种。扩展开来呢，有分成六种，比如身体的苦受、乐受、不苦不乐受和内心的苦受，不苦不乐受啊，或者苦受。就是身心都会有受。那我们如果再把它分开呢，就是说这个这个感受是可以依靠的还是不可以依靠的。啊，有人把它翻译成有污染的和没有污染的。那我比较倾向于用这个可依靠和不可依靠，</w:t>
+        <w:t>[00:02:51.380] 分成了受好想。好平，还有食。</w:t>
+      </w:r>
+    </w:p>
+    <w:p>
+      <w:r>
+        <w:rPr>
+          <w:b w:val="0"/>
+        </w:rPr>
+        <w:t>[00:03:04.950] 那受想行识很容易理解，这个受就是感受。我们前昨天前天有学习啊，受念处啊，受就是感受啊，简单来讲就是苦受乐受不苦不乐受三种。扩展开来呢，有分成六种，比如身体的苦受、乐受、不苦不乐受和内心的苦受，不苦不乐受啊，或者苦受。就是身心都会有受。那我们如果再把它分开呢，就是说这个这个感受是可以依靠的还是不可以依靠的。啊，有人把它翻译成有污染的和没有污染的。那我比较倾向于用这个可依靠和不可依靠，</w:t>
       </w:r>
     </w:p>
     <w:p>
@@ -7027,23 +7035,23 @@
         <w:rPr>
           <w:b w:val="0"/>
         </w:rPr>
-        <w:t>[00:06:40.580] 佛陀为什么把民法分成四个部分，受、想、行、识啊。那民法呢？真的完全展开最宽泛的民法包含什么呢？包含八十九种心，五十二种心所对吧？八十九种心就可以生起来的心的类型。那么这些八十语种可以升起来的新的类型呢是。由五十二种心理素质区组合出来。好五十二种心理素质组合出来，那么这样的这种划分法呢，是佛陀对我们心的这种素质啊，或者新的类型啊啊一种最详细的这个划分方法啊。那这样的划分方法为什么又把它总结成四种受、想行识呢？</w:t>
-      </w:r>
-    </w:p>
-    <w:p>
-      <w:r>
-        <w:rPr>
-          <w:b w:val="0"/>
-        </w:rPr>
-        <w:t>[00:07:36.860] 啊，那个受呢？是五十二心所之一啊，那是其中一个心所想呢，也是其中一个心所。啊。那佛陀把它单独拿出来哦，把这个五色心锁里面单独拿出来，然后剩下的呢，都把它称为行，剩下的五十种新新的数字呢，都把它称为行。啊，那识呢就是识别啊，是心识就单独列出来啊。</w:t>
-      </w:r>
-    </w:p>
-    <w:p>
-      <w:r>
-        <w:rPr>
-          <w:b w:val="0"/>
-        </w:rPr>
-        <w:t>[00:08:12.520] 那受想行识呢？这个受单独拎出来的原因，佛陀说说一切法齐集于兽，就是所有的人，所有的众生，不单是人，一切的生命都是靠感受活的。那我们喜欢一个人，是喜欢那个人带给你的感受，我们讨厌一个人，也是讨厌那个人带给你的感受。所以，你喜爱和讨厌都是讨厌你自己，而不是讨厌别人。好，这个要把它明白。所以，那么因为靠瘦来识别啊，这个东西好坏，那么根源呢，是对我们的生存和物种繁衍是不是有帮助啊？所以，佛陀想一切法齐集于受，所以这个受很重要。佛陀把它单独列出来啊，受想行识，那么想呢。</w:t>
+        <w:t>[00:06:40.580] 佛陀为什么把名法分成四个部分，受、想、行、识啊。那名法呢？真的完全展开最宽泛的名法包含什么呢？包含八十九种心，五十二种心所对吧？八十九种心就可以生起来的心的类型。那么这些八十语种可以升起来的新的类型呢是。由五十二种心理素质区组合出来。好五十二种心理素质组合出来，那么这样的这种划分法呢，是佛陀对我们心的这种素质啊，或者新的类型啊啊一种最详细的这个划分方法啊。那这样的划分方法为什么又把它总结成四种受、想行识呢？</w:t>
+      </w:r>
+    </w:p>
+    <w:p>
+      <w:r>
+        <w:rPr>
+          <w:b w:val="0"/>
+        </w:rPr>
+        <w:t>[00:07:36.860] 啊，那个受呢？是五十二心所之一啊，那是其中一个心所想呢，也是其中一个心所。啊。那佛陀把它单独拿出来哦，把这个五十二心所里面单独拿出来，然后剩下的呢，都把它称为行，剩下的五十种新新的数字呢，都把它称为行。啊，那识呢就是识别啊，是心识就单独列出来啊。</w:t>
+      </w:r>
+    </w:p>
+    <w:p>
+      <w:r>
+        <w:rPr>
+          <w:b w:val="0"/>
+        </w:rPr>
+        <w:t>[00:08:12.520] 那受想行识呢？这个受单独拎出来的原因，佛陀说说一切法齐集于受，就是所有的人，所有的众生，不单是人，一切的生命都是靠感受活的。那我们喜欢一个人，是喜欢那个人带给你的感受，我们讨厌一个人，也是讨厌那个人带给你的感受。所以，你喜爱和讨厌都是讨厌你自己，而不是讨厌别人。好，这个要把它明白。所以，那么因为靠受来识别啊，这个东西好坏，那么根源呢，是对我们的生存和物种繁衍是不是有帮助啊？所以，佛陀想一切法齐集于受，所以这个受很重要。佛陀把它单独列出来啊，受想行识，那么想呢。</w:t>
       </w:r>
     </w:p>
     <w:p>

--- a/交付成果/第三轮修订版/第三轮4周版/读书会18_大念处经精读_4周资料包（第三版修订）/Word版/第2周_身念处（下）与受念处_学员版.docx
+++ b/交付成果/第三轮修订版/第三轮4周版/读书会18_大念处经精读_4周资料包（第三版修订）/Word版/第2周_身念处（下）与受念处_学员版.docx
@@ -7099,7 +7099,7 @@
         <w:rPr>
           <w:b w:val="0"/>
         </w:rPr>
-        <w:t>（[00:27:59.310] 段·可依受之修习指向）那么这个就是我们对于色受想行识的一个基本的态度了啊，不管是啊这感受的东西啊，感受同样的，诶我身体这个感受。好，什么样的原因导致这样的感受？生气？好，那么这样的感受可依靠不可依靠？如果不可依靠的话呢，我要用一个什么样的受来去替换啊，去追求一个什么样的可依靠的感受啊，那你就要这样，就跟前面的收敛处就用起来了，对吧？</w:t>
+        <w:t>（[00:27:59.310] 段·可依受之修习指向）那么这个就是我们对于色受想行识的一个基本的态度了啊，不管是啊这感受的东西啊，感受同样的，诶我身体这个感受。好，什么样的原因导致这样的感受？生气？好，那么这样的感受可依靠不可依靠？如果不可依靠的话呢，我要用一个什么样的受来去替换啊，去追求一个什么样的可依靠的感受啊，那你就要这样，就跟前面的受念处就用起来了，对吧？</w:t>
       </w:r>
     </w:p>
     <w:p>

--- a/交付成果/第三轮修订版/第三轮4周版/读书会18_大念处经精读_4周资料包（第三版修订）/Word版/第2周_身念处（下）与受念处_学员版.docx
+++ b/交付成果/第三轮修订版/第三轮4周版/读书会18_大念处经精读_4周资料包（第三版修订）/Word版/第2周_身念处（下）与受念处_学员版.docx
@@ -6979,7 +6979,7 @@
         <w:rPr>
           <w:b w:val="0"/>
         </w:rPr>
-        <w:t>[00:02:51.380] 分成了受好想。好平，还有食。</w:t>
+        <w:t>[00:02:51.380] 分成了受、想、行，还有识。</w:t>
       </w:r>
     </w:p>
     <w:p>
@@ -7035,15 +7035,15 @@
         <w:rPr>
           <w:b w:val="0"/>
         </w:rPr>
-        <w:t>[00:06:40.580] 佛陀为什么把名法分成四个部分，受、想、行、识啊。那名法呢？真的完全展开最宽泛的名法包含什么呢？包含八十九种心，五十二种心所对吧？八十九种心就可以生起来的心的类型。那么这些八十语种可以升起来的新的类型呢是。由五十二种心理素质区组合出来。好五十二种心理素质组合出来，那么这样的这种划分法呢，是佛陀对我们心的这种素质啊，或者新的类型啊啊一种最详细的这个划分方法啊。那这样的划分方法为什么又把它总结成四种受、想行识呢？</w:t>
-      </w:r>
-    </w:p>
-    <w:p>
-      <w:r>
-        <w:rPr>
-          <w:b w:val="0"/>
-        </w:rPr>
-        <w:t>[00:07:36.860] 啊，那个受呢？是五十二心所之一啊，那是其中一个心所想呢，也是其中一个心所。啊。那佛陀把它单独拿出来哦，把这个五十二心所里面单独拿出来，然后剩下的呢，都把它称为行，剩下的五十种新新的数字呢，都把它称为行。啊，那识呢就是识别啊，是心识就单独列出来啊。</w:t>
+        <w:t>[00:06:40.580] 佛陀为什么把名法分成四个部分，受、想、行、识啊。那名法呢？真的完全展开最宽泛的名法包含什么呢？包含八十九种心，五十二种心所对吧？八十九种心就可以生起来的心的类型。那么这些八十九种可以生起来的心的类型呢是。由五十二种心理素质区组合出来。好五十二种心理素质组合出来，那么这样的这种划分法呢，是佛陀对我们心的这种素质啊，或者新的类型啊啊一种最详细的这个划分方法啊。那这样的划分方法为什么又把它总结成四种受、想行识呢？</w:t>
+      </w:r>
+    </w:p>
+    <w:p>
+      <w:r>
+        <w:rPr>
+          <w:b w:val="0"/>
+        </w:rPr>
+        <w:t>[00:07:36.860] 啊，那个受呢？是五十二心所之一啊，那是其中一个心所想呢，也是其中一个心所。啊。那佛陀把它单独拿出来哦，把这个五十二心所里面单独拿出来，然后剩下的呢，都把它称为行，剩下的五十种心所呢，都把它称为行。啊，那识呢就是识别啊，是心识就单独列出来啊。</w:t>
       </w:r>
     </w:p>
     <w:p>
@@ -7059,7 +7059,7 @@
         <w:rPr>
           <w:b w:val="0"/>
         </w:rPr>
-        <w:t>[00:09:03.520] 巴黎叫闪尼亚萨亚亚，就是它的特性，就是做标记。啊，也就是说我们如何去判断呃这个摆在你面前的某一个事物啊，它是好是不好，那如果是一种全新的，我们从来没有接触过的啊，甚至相类似的东西你都找不到的啊，那你就只能去试一下。通过感受来判断，对吧？你看到某一种这种植物从来没有见过，你不知道那个植物是有毒没有毒，那你一定要去试一下。哦，你才能知道，但是呢，你只要有类似的时候呢，你就会调出过去的一个经验啊，就要这个东西大概或者这个东西我知道，那这个是怎么来的呢，这个就是这个想来的哦。这个想呢，就是负责做标记。</w:t>
+        <w:t>[00:09:03.520] 巴利叫saññā，它的特性就是做标记。啊，也就是说我们如何去判断呃这个摆在你面前的某一个事物啊，它是好是不好，那如果是一种全新的，我们从来没有接触过的啊，甚至相类似的东西你都找不到的啊，那你就只能去试一下。通过感受来判断，对吧？你看到某一种这种植物从来没有见过，你不知道那个植物是有毒没有毒，那你一定要去试一下。哦，你才能知道，但是呢，你只要有类似的时候呢，你就会调出过去的一个经验啊，就要这个东西大概或者这个东西我知道，那这个是怎么来的呢，这个就是这个想来的哦。这个想呢，就是负责做标记。</w:t>
       </w:r>
     </w:p>
     <w:p>
@@ -7091,7 +7091,7 @@
         <w:rPr>
           <w:b w:val="0"/>
         </w:rPr>
-        <w:t>[00:12:10.025] 所以，佛陀把这把这两个心理素质单独列出来。啊这个作为啊，这个我们要特别去注意的一个两个心所了啊，那其他的都归为行啊，就是其他的所有行所实呢就是实啊。</w:t>
+        <w:t>[00:12:10.025] 所以，佛陀把这把这两个心理素质单独列出来。啊这个作为啊，这个我们要特别去注意的一个两个心所了啊，那其他的都归为行啊，就是其他的所有心所呢，就是「行」啊。</w:t>
       </w:r>
     </w:p>
     <w:p>
@@ -7100,14 +7100,6 @@
           <w:b w:val="0"/>
         </w:rPr>
         <w:t>（[00:27:59.310] 段·可依受之修习指向）那么这个就是我们对于色受想行识的一个基本的态度了啊，不管是啊这感受的东西啊，感受同样的，诶我身体这个感受。好，什么样的原因导致这样的感受？生气？好，那么这样的感受可依靠不可依靠？如果不可依靠的话呢，我要用一个什么样的受来去替换啊，去追求一个什么样的可依靠的感受啊，那你就要这样，就跟前面的受念处就用起来了，对吧？</w:t>
-      </w:r>
-    </w:p>
-    <w:p>
-      <w:r>
-        <w:rPr>
-          <w:b w:val="0"/>
-        </w:rPr>
-        <w:t>[generated, not original text]</w:t>
       </w:r>
     </w:p>
     <w:p>
@@ -7297,14 +7289,6 @@
           <w:b w:val="0"/>
         </w:rPr>
         <w:t>"贤友毘舍佉，乐受存在的时候是乐的，转变的时候是苦的。苦受存在的时候是苦的，转变的时候是乐的。知道不苦不乐受存在的时候是乐的，不知道它存在的时候是苦的。"</w:t>
-      </w:r>
-    </w:p>
-    <w:p>
-      <w:r>
-        <w:rPr>
-          <w:b w:val="0"/>
-        </w:rPr>
-        <w:t>[generated, not original text]</w:t>
       </w:r>
     </w:p>
     <w:p>
